--- a/DOCUMENTO DE METODOLOGÍA.docx
+++ b/DOCUMENTO DE METODOLOGÍA.docx
@@ -6,7 +6,7 @@
       <w:pPr>
         <w:jc w:val="center"/>
         <w:rPr>
-          <w:rFonts w:ascii="Arial" w:hAnsi="Arial" w:cs="Arial"/>
+          <w:rFonts w:ascii="Calibri" w:hAnsi="Calibri" w:cs="Calibri"/>
           <w:b/>
           <w:color w:val="000000" w:themeColor="text1"/>
           <w:sz w:val="32"/>
@@ -25,7 +25,7 @@
       </w:pPr>
       <w:r>
         <w:rPr>
-          <w:rFonts w:ascii="Arial" w:hAnsi="Arial" w:cs="Arial"/>
+          <w:rFonts w:ascii="Calibri" w:hAnsi="Calibri" w:cs="Calibri"/>
           <w:b/>
           <w:color w:val="000000" w:themeColor="text1"/>
           <w:sz w:val="32"/>
@@ -48,7 +48,7 @@
       <w:pPr>
         <w:jc w:val="center"/>
         <w:rPr>
-          <w:rFonts w:ascii="Arial" w:hAnsi="Arial" w:cs="Arial"/>
+          <w:rFonts w:ascii="Calibri" w:hAnsi="Calibri" w:cs="Calibri"/>
           <w:b/>
           <w:color w:val="000000" w:themeColor="text1"/>
           <w:sz w:val="32"/>
@@ -69,14 +69,14 @@
     <w:p>
       <w:pPr>
         <w:rPr>
-          <w:rFonts w:ascii="Arial" w:hAnsi="Arial" w:cs="Arial"/>
-          <w:b/>
-          <w:bCs/>
-        </w:rPr>
-      </w:pPr>
-      <w:r>
-        <w:rPr>
-          <w:rFonts w:ascii="Arial" w:hAnsi="Arial" w:cs="Arial"/>
+          <w:rFonts w:ascii="Calibri" w:hAnsi="Calibri" w:cs="Calibri"/>
+          <w:b/>
+          <w:bCs/>
+        </w:rPr>
+      </w:pPr>
+      <w:r>
+        <w:rPr>
+          <w:rFonts w:ascii="Calibri" w:hAnsi="Calibri" w:cs="Calibri"/>
           <w:b/>
           <w:bCs/>
         </w:rPr>
@@ -84,7 +84,7 @@
       </w:r>
       <w:r>
         <w:rPr>
-          <w:rFonts w:ascii="Arial" w:hAnsi="Arial" w:cs="Arial"/>
+          <w:rFonts w:ascii="Calibri" w:hAnsi="Calibri" w:cs="Calibri"/>
         </w:rPr>
         <w:t>: Sistema de Gestión para Mercados Municipales</w:t>
       </w:r>
@@ -92,12 +92,12 @@
     <w:p>
       <w:pPr>
         <w:rPr>
-          <w:rFonts w:ascii="Arial" w:hAnsi="Arial" w:cs="Arial"/>
-        </w:rPr>
-      </w:pPr>
-      <w:r>
-        <w:rPr>
-          <w:rFonts w:ascii="Arial" w:hAnsi="Arial" w:cs="Arial"/>
+          <w:rFonts w:ascii="Calibri" w:hAnsi="Calibri" w:cs="Calibri"/>
+        </w:rPr>
+      </w:pPr>
+      <w:r>
+        <w:rPr>
+          <w:rFonts w:ascii="Calibri" w:hAnsi="Calibri" w:cs="Calibri"/>
           <w:b/>
           <w:bCs/>
         </w:rPr>
@@ -105,7 +105,7 @@
       </w:r>
       <w:r>
         <w:rPr>
-          <w:rFonts w:ascii="Arial" w:hAnsi="Arial" w:cs="Arial"/>
+          <w:rFonts w:ascii="Calibri" w:hAnsi="Calibri" w:cs="Calibri"/>
         </w:rPr>
         <w:t>: Alcaldía de Sucre</w:t>
       </w:r>
@@ -113,7 +113,7 @@
     <w:p>
       <w:pPr>
         <w:rPr>
-          <w:rFonts w:ascii="Arial" w:hAnsi="Arial" w:cs="Arial"/>
+          <w:rFonts w:ascii="Calibri" w:hAnsi="Calibri" w:cs="Calibri"/>
           <w:b/>
           <w:bCs/>
         </w:rPr>
@@ -124,14 +124,14 @@
         <w:spacing w:line="360" w:lineRule="auto"/>
         <w:jc w:val="both"/>
         <w:rPr>
-          <w:rFonts w:ascii="Arial" w:hAnsi="Arial" w:cs="Arial"/>
-          <w:b/>
-          <w:bCs/>
-        </w:rPr>
-      </w:pPr>
-      <w:r>
-        <w:rPr>
-          <w:rFonts w:ascii="Arial" w:hAnsi="Arial" w:cs="Arial"/>
+          <w:rFonts w:ascii="Calibri" w:hAnsi="Calibri" w:cs="Calibri"/>
+          <w:b/>
+          <w:bCs/>
+        </w:rPr>
+      </w:pPr>
+      <w:r>
+        <w:rPr>
+          <w:rFonts w:ascii="Calibri" w:hAnsi="Calibri" w:cs="Calibri"/>
           <w:b/>
           <w:bCs/>
         </w:rPr>
@@ -143,14 +143,14 @@
         <w:spacing w:line="360" w:lineRule="auto"/>
         <w:jc w:val="both"/>
         <w:rPr>
-          <w:rFonts w:ascii="Arial" w:hAnsi="Arial" w:cs="Arial"/>
-          <w:b/>
-          <w:bCs/>
-        </w:rPr>
-      </w:pPr>
-      <w:r>
-        <w:rPr>
-          <w:rFonts w:ascii="Arial" w:hAnsi="Arial" w:cs="Arial"/>
+          <w:rFonts w:ascii="Calibri" w:hAnsi="Calibri" w:cs="Calibri"/>
+          <w:b/>
+          <w:bCs/>
+        </w:rPr>
+      </w:pPr>
+      <w:r>
+        <w:rPr>
+          <w:rFonts w:ascii="Calibri" w:hAnsi="Calibri" w:cs="Calibri"/>
           <w:b/>
           <w:bCs/>
         </w:rPr>
@@ -167,12 +167,12 @@
         <w:spacing w:line="360" w:lineRule="auto"/>
         <w:jc w:val="both"/>
         <w:rPr>
-          <w:rFonts w:ascii="Arial" w:hAnsi="Arial" w:cs="Arial"/>
-        </w:rPr>
-      </w:pPr>
-      <w:r>
-        <w:rPr>
-          <w:rFonts w:ascii="Arial" w:hAnsi="Arial" w:cs="Arial"/>
+          <w:rFonts w:ascii="Calibri" w:hAnsi="Calibri" w:cs="Calibri"/>
+        </w:rPr>
+      </w:pPr>
+      <w:r>
+        <w:rPr>
+          <w:rFonts w:ascii="Calibri" w:hAnsi="Calibri" w:cs="Calibri"/>
         </w:rPr>
         <w:t>El proyecto requiere adaptarse a posibles cambios en normativas municipales</w:t>
       </w:r>
@@ -187,20 +187,14 @@
         <w:spacing w:line="360" w:lineRule="auto"/>
         <w:jc w:val="both"/>
         <w:rPr>
-          <w:rFonts w:ascii="Arial" w:hAnsi="Arial" w:cs="Arial"/>
-        </w:rPr>
-      </w:pPr>
-      <w:r>
-        <w:rPr>
-          <w:rFonts w:ascii="Arial" w:hAnsi="Arial" w:cs="Arial"/>
-        </w:rPr>
-        <w:t>La solicitud de un nuevo módulo de geolocalización a las 10 semanas evidencia la necesidad de flexibilidad</w:t>
-      </w:r>
-      <w:r>
-        <w:rPr>
-          <w:rFonts w:ascii="Arial" w:hAnsi="Arial" w:cs="Arial"/>
-        </w:rPr>
-        <w:t xml:space="preserve"> lo cual la tradicional no cuenta</w:t>
+          <w:rFonts w:ascii="Calibri" w:hAnsi="Calibri" w:cs="Calibri"/>
+        </w:rPr>
+      </w:pPr>
+      <w:r>
+        <w:rPr>
+          <w:rFonts w:ascii="Calibri" w:hAnsi="Calibri" w:cs="Calibri"/>
+        </w:rPr>
+        <w:t>La solicitud de un nuevo módulo de geolocalización a las 10 semanas evidencia la necesidad de flexibilidad lo cual la tradicional no cuenta</w:t>
       </w:r>
     </w:p>
     <w:p>
@@ -213,14 +207,48 @@
         <w:spacing w:line="360" w:lineRule="auto"/>
         <w:jc w:val="both"/>
         <w:rPr>
-          <w:rFonts w:ascii="Arial" w:hAnsi="Arial" w:cs="Arial"/>
-        </w:rPr>
-      </w:pPr>
-      <w:r>
-        <w:rPr>
-          <w:rFonts w:ascii="Arial" w:hAnsi="Arial" w:cs="Arial"/>
+          <w:rFonts w:ascii="Calibri" w:hAnsi="Calibri" w:cs="Calibri"/>
+        </w:rPr>
+      </w:pPr>
+      <w:r>
+        <w:rPr>
+          <w:rFonts w:ascii="Calibri" w:hAnsi="Calibri" w:cs="Calibri"/>
         </w:rPr>
         <w:t>La entrega de un MVP funcional en 6 meses se beneficia de entregas incrementales</w:t>
+      </w:r>
+      <w:r>
+        <w:rPr>
+          <w:rFonts w:ascii="Calibri" w:hAnsi="Calibri" w:cs="Calibri"/>
+        </w:rPr>
+        <w:t xml:space="preserve"> en lugar de mantener </w:t>
+      </w:r>
+      <w:proofErr w:type="gramStart"/>
+      <w:r>
+        <w:rPr>
+          <w:rFonts w:ascii="Calibri" w:hAnsi="Calibri" w:cs="Calibri"/>
+        </w:rPr>
+        <w:t>un metodología clásica</w:t>
+      </w:r>
+      <w:proofErr w:type="gramEnd"/>
+      <w:r>
+        <w:rPr>
+          <w:rFonts w:ascii="Calibri" w:hAnsi="Calibri" w:cs="Calibri"/>
+        </w:rPr>
+        <w:t xml:space="preserve"> que limitaría o incluso haría que se tuviera que atrasar </w:t>
+      </w:r>
+      <w:proofErr w:type="spellStart"/>
+      <w:r>
+        <w:rPr>
+          <w:rFonts w:ascii="Calibri" w:hAnsi="Calibri" w:cs="Calibri"/>
+        </w:rPr>
+        <w:t>mas</w:t>
+      </w:r>
+      <w:proofErr w:type="spellEnd"/>
+      <w:r>
+        <w:rPr>
+          <w:rFonts w:ascii="Calibri" w:hAnsi="Calibri" w:cs="Calibri"/>
+        </w:rPr>
+        <w:t xml:space="preserve"> el proyecto</w:t>
       </w:r>
     </w:p>
     <w:p>
@@ -228,14 +256,14 @@
         <w:spacing w:line="360" w:lineRule="auto"/>
         <w:jc w:val="both"/>
         <w:rPr>
-          <w:rFonts w:ascii="Arial" w:hAnsi="Arial" w:cs="Arial"/>
-          <w:b/>
-          <w:bCs/>
-        </w:rPr>
-      </w:pPr>
-      <w:r>
-        <w:rPr>
-          <w:rFonts w:ascii="Arial" w:hAnsi="Arial" w:cs="Arial"/>
+          <w:rFonts w:ascii="Calibri" w:hAnsi="Calibri" w:cs="Calibri"/>
+          <w:b/>
+          <w:bCs/>
+        </w:rPr>
+      </w:pPr>
+      <w:r>
+        <w:rPr>
+          <w:rFonts w:ascii="Calibri" w:hAnsi="Calibri" w:cs="Calibri"/>
           <w:b/>
           <w:bCs/>
         </w:rPr>
@@ -252,12 +280,12 @@
         <w:spacing w:line="360" w:lineRule="auto"/>
         <w:jc w:val="both"/>
         <w:rPr>
-          <w:rFonts w:ascii="Arial" w:hAnsi="Arial" w:cs="Arial"/>
-        </w:rPr>
-      </w:pPr>
-      <w:r>
-        <w:rPr>
-          <w:rFonts w:ascii="Arial" w:hAnsi="Arial" w:cs="Arial"/>
+          <w:rFonts w:ascii="Calibri" w:hAnsi="Calibri" w:cs="Calibri"/>
+        </w:rPr>
+      </w:pPr>
+      <w:r>
+        <w:rPr>
+          <w:rFonts w:ascii="Calibri" w:hAnsi="Calibri" w:cs="Calibri"/>
           <w:b/>
           <w:bCs/>
         </w:rPr>
@@ -265,7 +293,7 @@
       </w:r>
       <w:r>
         <w:rPr>
-          <w:rFonts w:ascii="Arial" w:hAnsi="Arial" w:cs="Arial"/>
+          <w:rFonts w:ascii="Calibri" w:hAnsi="Calibri" w:cs="Calibri"/>
         </w:rPr>
         <w:t xml:space="preserve"> 2 semanas.</w:t>
       </w:r>
@@ -280,14 +308,14 @@
         <w:spacing w:line="360" w:lineRule="auto"/>
         <w:jc w:val="both"/>
         <w:rPr>
-          <w:rFonts w:ascii="Arial" w:hAnsi="Arial" w:cs="Arial"/>
-          <w:b/>
-          <w:bCs/>
-        </w:rPr>
-      </w:pPr>
-      <w:r>
-        <w:rPr>
-          <w:rFonts w:ascii="Arial" w:hAnsi="Arial" w:cs="Arial"/>
+          <w:rFonts w:ascii="Calibri" w:hAnsi="Calibri" w:cs="Calibri"/>
+          <w:b/>
+          <w:bCs/>
+        </w:rPr>
+      </w:pPr>
+      <w:r>
+        <w:rPr>
+          <w:rFonts w:ascii="Calibri" w:hAnsi="Calibri" w:cs="Calibri"/>
           <w:b/>
           <w:bCs/>
         </w:rPr>
@@ -304,13 +332,13 @@
         <w:spacing w:line="360" w:lineRule="auto"/>
         <w:jc w:val="both"/>
         <w:rPr>
-          <w:rFonts w:ascii="Arial" w:hAnsi="Arial" w:cs="Arial"/>
+          <w:rFonts w:ascii="Calibri" w:hAnsi="Calibri" w:cs="Calibri"/>
         </w:rPr>
       </w:pPr>
       <w:proofErr w:type="spellStart"/>
       <w:r>
         <w:rPr>
-          <w:rFonts w:ascii="Arial" w:hAnsi="Arial" w:cs="Arial"/>
+          <w:rFonts w:ascii="Calibri" w:hAnsi="Calibri" w:cs="Calibri"/>
           <w:b/>
           <w:bCs/>
         </w:rPr>
@@ -319,7 +347,7 @@
       <w:proofErr w:type="spellEnd"/>
       <w:r>
         <w:rPr>
-          <w:rFonts w:ascii="Arial" w:hAnsi="Arial" w:cs="Arial"/>
+          <w:rFonts w:ascii="Calibri" w:hAnsi="Calibri" w:cs="Calibri"/>
           <w:b/>
           <w:bCs/>
         </w:rPr>
@@ -328,7 +356,7 @@
       <w:proofErr w:type="spellStart"/>
       <w:r>
         <w:rPr>
-          <w:rFonts w:ascii="Arial" w:hAnsi="Arial" w:cs="Arial"/>
+          <w:rFonts w:ascii="Calibri" w:hAnsi="Calibri" w:cs="Calibri"/>
           <w:b/>
           <w:bCs/>
         </w:rPr>
@@ -337,7 +365,7 @@
       <w:proofErr w:type="spellEnd"/>
       <w:r>
         <w:rPr>
-          <w:rFonts w:ascii="Arial" w:hAnsi="Arial" w:cs="Arial"/>
+          <w:rFonts w:ascii="Calibri" w:hAnsi="Calibri" w:cs="Calibri"/>
           <w:b/>
           <w:bCs/>
         </w:rPr>
@@ -345,19 +373,19 @@
       </w:r>
       <w:r>
         <w:rPr>
-          <w:rFonts w:ascii="Arial" w:hAnsi="Arial" w:cs="Arial"/>
+          <w:rFonts w:ascii="Calibri" w:hAnsi="Calibri" w:cs="Calibri"/>
         </w:rPr>
         <w:t xml:space="preserve"> </w:t>
       </w:r>
       <w:r>
         <w:rPr>
-          <w:rFonts w:ascii="Arial" w:hAnsi="Arial" w:cs="Arial"/>
+          <w:rFonts w:ascii="Calibri" w:hAnsi="Calibri" w:cs="Calibri"/>
         </w:rPr>
         <w:t>U</w:t>
       </w:r>
       <w:r>
         <w:rPr>
-          <w:rFonts w:ascii="Arial" w:hAnsi="Arial" w:cs="Arial"/>
+          <w:rFonts w:ascii="Calibri" w:hAnsi="Calibri" w:cs="Calibri"/>
         </w:rPr>
         <w:t>n representante de la Alcaldía (Dirección de Ingresos).</w:t>
       </w:r>
@@ -372,12 +400,12 @@
         <w:spacing w:line="360" w:lineRule="auto"/>
         <w:jc w:val="both"/>
         <w:rPr>
-          <w:rFonts w:ascii="Arial" w:hAnsi="Arial" w:cs="Arial"/>
-        </w:rPr>
-      </w:pPr>
-      <w:r>
-        <w:rPr>
-          <w:rFonts w:ascii="Arial" w:hAnsi="Arial" w:cs="Arial"/>
+          <w:rFonts w:ascii="Calibri" w:hAnsi="Calibri" w:cs="Calibri"/>
+        </w:rPr>
+      </w:pPr>
+      <w:r>
+        <w:rPr>
+          <w:rFonts w:ascii="Calibri" w:hAnsi="Calibri" w:cs="Calibri"/>
           <w:b/>
           <w:bCs/>
         </w:rPr>
@@ -386,7 +414,7 @@
       <w:proofErr w:type="gramStart"/>
       <w:r>
         <w:rPr>
-          <w:rFonts w:ascii="Arial" w:hAnsi="Arial" w:cs="Arial"/>
+          <w:rFonts w:ascii="Calibri" w:hAnsi="Calibri" w:cs="Calibri"/>
           <w:b/>
           <w:bCs/>
         </w:rPr>
@@ -395,7 +423,7 @@
       <w:proofErr w:type="gramEnd"/>
       <w:r>
         <w:rPr>
-          <w:rFonts w:ascii="Arial" w:hAnsi="Arial" w:cs="Arial"/>
+          <w:rFonts w:ascii="Calibri" w:hAnsi="Calibri" w:cs="Calibri"/>
           <w:b/>
           <w:bCs/>
         </w:rPr>
@@ -403,19 +431,19 @@
       </w:r>
       <w:r>
         <w:rPr>
-          <w:rFonts w:ascii="Arial" w:hAnsi="Arial" w:cs="Arial"/>
+          <w:rFonts w:ascii="Calibri" w:hAnsi="Calibri" w:cs="Calibri"/>
         </w:rPr>
         <w:t xml:space="preserve"> </w:t>
       </w:r>
       <w:r>
         <w:rPr>
-          <w:rFonts w:ascii="Arial" w:hAnsi="Arial" w:cs="Arial"/>
+          <w:rFonts w:ascii="Calibri" w:hAnsi="Calibri" w:cs="Calibri"/>
         </w:rPr>
         <w:t>E</w:t>
       </w:r>
       <w:r>
         <w:rPr>
-          <w:rFonts w:ascii="Arial" w:hAnsi="Arial" w:cs="Arial"/>
+          <w:rFonts w:ascii="Calibri" w:hAnsi="Calibri" w:cs="Calibri"/>
         </w:rPr>
         <w:t>l jefe de proyecto.</w:t>
       </w:r>
@@ -430,13 +458,13 @@
         <w:spacing w:line="360" w:lineRule="auto"/>
         <w:jc w:val="both"/>
         <w:rPr>
-          <w:rFonts w:ascii="Arial" w:hAnsi="Arial" w:cs="Arial"/>
+          <w:rFonts w:ascii="Calibri" w:hAnsi="Calibri" w:cs="Calibri"/>
         </w:rPr>
       </w:pPr>
       <w:proofErr w:type="spellStart"/>
       <w:r>
         <w:rPr>
-          <w:rFonts w:ascii="Arial" w:hAnsi="Arial" w:cs="Arial"/>
+          <w:rFonts w:ascii="Calibri" w:hAnsi="Calibri" w:cs="Calibri"/>
           <w:b/>
           <w:bCs/>
         </w:rPr>
@@ -445,7 +473,7 @@
       <w:proofErr w:type="spellEnd"/>
       <w:r>
         <w:rPr>
-          <w:rFonts w:ascii="Arial" w:hAnsi="Arial" w:cs="Arial"/>
+          <w:rFonts w:ascii="Calibri" w:hAnsi="Calibri" w:cs="Calibri"/>
           <w:b/>
           <w:bCs/>
         </w:rPr>
@@ -454,7 +482,7 @@
       <w:proofErr w:type="spellStart"/>
       <w:r>
         <w:rPr>
-          <w:rFonts w:ascii="Arial" w:hAnsi="Arial" w:cs="Arial"/>
+          <w:rFonts w:ascii="Calibri" w:hAnsi="Calibri" w:cs="Calibri"/>
           <w:b/>
           <w:bCs/>
         </w:rPr>
@@ -463,7 +491,7 @@
       <w:proofErr w:type="spellEnd"/>
       <w:r>
         <w:rPr>
-          <w:rFonts w:ascii="Arial" w:hAnsi="Arial" w:cs="Arial"/>
+          <w:rFonts w:ascii="Calibri" w:hAnsi="Calibri" w:cs="Calibri"/>
           <w:b/>
           <w:bCs/>
         </w:rPr>
@@ -471,19 +499,19 @@
       </w:r>
       <w:r>
         <w:rPr>
-          <w:rFonts w:ascii="Arial" w:hAnsi="Arial" w:cs="Arial"/>
+          <w:rFonts w:ascii="Calibri" w:hAnsi="Calibri" w:cs="Calibri"/>
         </w:rPr>
         <w:t xml:space="preserve"> </w:t>
       </w:r>
       <w:r>
         <w:rPr>
-          <w:rFonts w:ascii="Arial" w:hAnsi="Arial" w:cs="Arial"/>
+          <w:rFonts w:ascii="Calibri" w:hAnsi="Calibri" w:cs="Calibri"/>
         </w:rPr>
         <w:t>E</w:t>
       </w:r>
       <w:r>
         <w:rPr>
-          <w:rFonts w:ascii="Arial" w:hAnsi="Arial" w:cs="Arial"/>
+          <w:rFonts w:ascii="Calibri" w:hAnsi="Calibri" w:cs="Calibri"/>
         </w:rPr>
         <w:t>quipo de desarrollo (desarrolladores, QA, analista).</w:t>
       </w:r>
@@ -498,12 +526,12 @@
         <w:spacing w:line="360" w:lineRule="auto"/>
         <w:jc w:val="both"/>
         <w:rPr>
-          <w:rFonts w:ascii="Arial" w:hAnsi="Arial" w:cs="Arial"/>
-        </w:rPr>
-      </w:pPr>
-      <w:r>
-        <w:rPr>
-          <w:rFonts w:ascii="Arial" w:hAnsi="Arial" w:cs="Arial"/>
+          <w:rFonts w:ascii="Calibri" w:hAnsi="Calibri" w:cs="Calibri"/>
+        </w:rPr>
+      </w:pPr>
+      <w:r>
+        <w:rPr>
+          <w:rFonts w:ascii="Calibri" w:hAnsi="Calibri" w:cs="Calibri"/>
           <w:b/>
           <w:bCs/>
         </w:rPr>
@@ -511,21 +539,21 @@
       </w:r>
       <w:r>
         <w:rPr>
-          <w:rFonts w:ascii="Arial" w:hAnsi="Arial" w:cs="Arial"/>
+          <w:rFonts w:ascii="Calibri" w:hAnsi="Calibri" w:cs="Calibri"/>
         </w:rPr>
         <w:t xml:space="preserve">: </w:t>
       </w:r>
       <w:proofErr w:type="spellStart"/>
       <w:r>
         <w:rPr>
-          <w:rFonts w:ascii="Arial" w:hAnsi="Arial" w:cs="Arial"/>
+          <w:rFonts w:ascii="Calibri" w:hAnsi="Calibri" w:cs="Calibri"/>
         </w:rPr>
         <w:t>Product</w:t>
       </w:r>
       <w:proofErr w:type="spellEnd"/>
       <w:r>
         <w:rPr>
-          <w:rFonts w:ascii="Arial" w:hAnsi="Arial" w:cs="Arial"/>
+          <w:rFonts w:ascii="Calibri" w:hAnsi="Calibri" w:cs="Calibri"/>
         </w:rPr>
         <w:t xml:space="preserve"> Backlog, Sprint Backlog, Incremento.</w:t>
       </w:r>
@@ -540,12 +568,12 @@
         <w:spacing w:line="360" w:lineRule="auto"/>
         <w:jc w:val="both"/>
         <w:rPr>
-          <w:rFonts w:ascii="Arial" w:hAnsi="Arial" w:cs="Arial"/>
-        </w:rPr>
-      </w:pPr>
-      <w:r>
-        <w:rPr>
-          <w:rFonts w:ascii="Arial" w:hAnsi="Arial" w:cs="Arial"/>
+          <w:rFonts w:ascii="Calibri" w:hAnsi="Calibri" w:cs="Calibri"/>
+        </w:rPr>
+      </w:pPr>
+      <w:r>
+        <w:rPr>
+          <w:rFonts w:ascii="Calibri" w:hAnsi="Calibri" w:cs="Calibri"/>
           <w:b/>
           <w:bCs/>
         </w:rPr>
@@ -553,49 +581,49 @@
       </w:r>
       <w:r>
         <w:rPr>
-          <w:rFonts w:ascii="Arial" w:hAnsi="Arial" w:cs="Arial"/>
+          <w:rFonts w:ascii="Calibri" w:hAnsi="Calibri" w:cs="Calibri"/>
         </w:rPr>
         <w:t xml:space="preserve">Sprint </w:t>
       </w:r>
       <w:proofErr w:type="spellStart"/>
       <w:r>
         <w:rPr>
-          <w:rFonts w:ascii="Arial" w:hAnsi="Arial" w:cs="Arial"/>
+          <w:rFonts w:ascii="Calibri" w:hAnsi="Calibri" w:cs="Calibri"/>
         </w:rPr>
         <w:t>Planning</w:t>
       </w:r>
       <w:proofErr w:type="spellEnd"/>
       <w:r>
         <w:rPr>
-          <w:rFonts w:ascii="Arial" w:hAnsi="Arial" w:cs="Arial"/>
+          <w:rFonts w:ascii="Calibri" w:hAnsi="Calibri" w:cs="Calibri"/>
         </w:rPr>
         <w:t xml:space="preserve">, </w:t>
       </w:r>
       <w:proofErr w:type="spellStart"/>
       <w:r>
         <w:rPr>
-          <w:rFonts w:ascii="Arial" w:hAnsi="Arial" w:cs="Arial"/>
+          <w:rFonts w:ascii="Calibri" w:hAnsi="Calibri" w:cs="Calibri"/>
         </w:rPr>
         <w:t>Daily</w:t>
       </w:r>
       <w:proofErr w:type="spellEnd"/>
       <w:r>
         <w:rPr>
-          <w:rFonts w:ascii="Arial" w:hAnsi="Arial" w:cs="Arial"/>
+          <w:rFonts w:ascii="Calibri" w:hAnsi="Calibri" w:cs="Calibri"/>
         </w:rPr>
         <w:t xml:space="preserve"> Scrum, Sprint </w:t>
       </w:r>
       <w:proofErr w:type="spellStart"/>
       <w:r>
         <w:rPr>
-          <w:rFonts w:ascii="Arial" w:hAnsi="Arial" w:cs="Arial"/>
+          <w:rFonts w:ascii="Calibri" w:hAnsi="Calibri" w:cs="Calibri"/>
         </w:rPr>
         <w:t>Review</w:t>
       </w:r>
       <w:proofErr w:type="spellEnd"/>
       <w:r>
         <w:rPr>
-          <w:rFonts w:ascii="Arial" w:hAnsi="Arial" w:cs="Arial"/>
+          <w:rFonts w:ascii="Calibri" w:hAnsi="Calibri" w:cs="Calibri"/>
         </w:rPr>
         <w:t>, Retrospectiva.</w:t>
       </w:r>
@@ -605,14 +633,14 @@
         <w:spacing w:line="360" w:lineRule="auto"/>
         <w:jc w:val="both"/>
         <w:rPr>
-          <w:rFonts w:ascii="Arial" w:hAnsi="Arial" w:cs="Arial"/>
-          <w:b/>
-          <w:bCs/>
-        </w:rPr>
-      </w:pPr>
-      <w:r>
-        <w:rPr>
-          <w:rFonts w:ascii="Arial" w:hAnsi="Arial" w:cs="Arial"/>
+          <w:rFonts w:ascii="Calibri" w:hAnsi="Calibri" w:cs="Calibri"/>
+          <w:b/>
+          <w:bCs/>
+        </w:rPr>
+      </w:pPr>
+      <w:r>
+        <w:rPr>
+          <w:rFonts w:ascii="Calibri" w:hAnsi="Calibri" w:cs="Calibri"/>
           <w:b/>
           <w:bCs/>
         </w:rPr>
@@ -620,9 +648,15 @@
       </w:r>
       <w:r>
         <w:rPr>
-          <w:rFonts w:ascii="Arial" w:hAnsi="Arial" w:cs="Arial"/>
-        </w:rPr>
-        <w:t>Tablero Kanban (físico o digital), repositorio Git, sistema de seguimiento de incidencias.</w:t>
+          <w:rFonts w:ascii="Calibri" w:hAnsi="Calibri" w:cs="Calibri"/>
+        </w:rPr>
+        <w:t>Tablero Kanban (físico o digital), repositorio Git, sistema de seguimiento de incidencias</w:t>
+      </w:r>
+      <w:r>
+        <w:rPr>
+          <w:rFonts w:ascii="Calibri" w:hAnsi="Calibri" w:cs="Calibri"/>
+        </w:rPr>
+        <w:t xml:space="preserve"> ante cualquier cambio, medios de comunicación ante cualquier aviso de emergencia</w:t>
       </w:r>
     </w:p>
     <w:p>
@@ -630,12 +664,12 @@
         <w:spacing w:line="360" w:lineRule="auto"/>
         <w:jc w:val="both"/>
         <w:rPr>
-          <w:rFonts w:ascii="Arial" w:hAnsi="Arial" w:cs="Arial"/>
-        </w:rPr>
-      </w:pPr>
-      <w:r>
-        <w:rPr>
-          <w:rFonts w:ascii="Arial" w:hAnsi="Arial" w:cs="Arial"/>
+          <w:rFonts w:ascii="Calibri" w:hAnsi="Calibri" w:cs="Calibri"/>
+        </w:rPr>
+      </w:pPr>
+      <w:r>
+        <w:rPr>
+          <w:rFonts w:ascii="Calibri" w:hAnsi="Calibri" w:cs="Calibri"/>
           <w:b/>
           <w:bCs/>
         </w:rPr>
@@ -643,7 +677,7 @@
       </w:r>
       <w:r>
         <w:rPr>
-          <w:rFonts w:ascii="Arial" w:hAnsi="Arial" w:cs="Arial"/>
+          <w:rFonts w:ascii="Calibri" w:hAnsi="Calibri" w:cs="Calibri"/>
         </w:rPr>
         <w:t>Al final de cada sprint se presenta una funcionalidad validada del sistema. El MVP se completa al final del sexto mes.</w:t>
       </w:r>
@@ -1880,6 +1914,7 @@
   <w:style w:type="character" w:default="1" w:styleId="Fuentedeprrafopredeter">
     <w:name w:val="Default Paragraph Font"/>
     <w:uiPriority w:val="1"/>
+    <w:semiHidden/>
     <w:unhideWhenUsed/>
   </w:style>
   <w:style w:type="table" w:default="1" w:styleId="Tablanormal">
